--- a/ActionLITE/ActionLITE-Patch-Notes-2026-10-15.docx
+++ b/ActionLITE/ActionLITE-Patch-Notes-2026-10-15.docx
@@ -12,7 +12,7 @@
     </w:p>
     <w:p>
       <w:r>
-        <w:t>Version 0.21.0  |  October 15 2026</w:t>
+        <w:t>Version 1.0.23  |  October 15 2026</w:t>
       </w:r>
     </w:p>
     <w:p>
